--- a/docs/sample-proposal-navy-sttr/Aerivio_Navy_STTR_Technical_Volume.docx
+++ b/docs/sample-proposal-navy-sttr/Aerivio_Navy_STTR_Technical_Volume.docx
@@ -247,18 +247,48 @@
     </w:p>
     <w:p>
       <w:pPr>
+        <w:spacing w:after="40" w:before="60"/>
         <w:jc w:val="center"/>
       </w:pPr>
       <w:r>
-        <w:rPr>
-          <w:rFonts w:ascii="Georgia" w:cs="Georgia" w:eastAsia="Georgia" w:hAnsi="Georgia"/>
-          <w:i/>
-          <w:iCs/>
-          <w:color w:val="999999"/>
-          <w:sz w:val="23"/>
-          <w:szCs w:val="23"/>
-        </w:rPr>
-        <w:t xml:space="preserve">[Image: Distributed sensing mesh: acoustic nodes exchanging posteriors into an edge-fusion step feeding the undersea picture and USV autonomy]</w:t>
+        <w:drawing>
+          <wp:inline distT="0" distB="0" distL="0" distR="0">
+            <wp:extent cx="4191000" cy="2000250"/>
+            <wp:effectExtent t="0" r="0" b="0" l="0"/>
+            <wp:docPr id="1" name="" descr="" title=""/>
+            <wp:cNvGraphicFramePr>
+              <a:graphicFrameLocks xmlns:a="http://schemas.openxmlformats.org/drawingml/2006/main" noChangeAspect="1"/>
+            </wp:cNvGraphicFramePr>
+            <a:graphic xmlns:a="http://schemas.openxmlformats.org/drawingml/2006/main">
+              <a:graphicData uri="http://schemas.openxmlformats.org/drawingml/2006/picture">
+                <pic:pic xmlns:pic="http://schemas.openxmlformats.org/drawingml/2006/picture">
+                  <pic:nvPicPr>
+                    <pic:cNvPr id="0" name="" descr=""/>
+                    <pic:cNvPicPr>
+                      <a:picLocks noChangeAspect="1" noChangeArrowheads="1"/>
+                    </pic:cNvPicPr>
+                  </pic:nvPicPr>
+                  <pic:blipFill>
+                    <a:blip r:embed="rId9" cstate="none"/>
+                    <a:srcRect/>
+                    <a:stretch>
+                      <a:fillRect/>
+                    </a:stretch>
+                  </pic:blipFill>
+                  <pic:spPr bwMode="auto">
+                    <a:xfrm>
+                      <a:off x="0" y="0"/>
+                      <a:ext cx="4191000" cy="2000250"/>
+                    </a:xfrm>
+                    <a:prstGeom prst="rect">
+                      <a:avLst/>
+                    </a:prstGeom>
+                  </pic:spPr>
+                </pic:pic>
+              </a:graphicData>
+            </a:graphic>
+          </wp:inline>
+        </w:drawing>
       </w:r>
     </w:p>
     <w:p>
@@ -1166,18 +1196,48 @@
     </w:p>
     <w:p>
       <w:pPr>
+        <w:spacing w:after="40" w:before="60"/>
         <w:jc w:val="center"/>
       </w:pPr>
       <w:r>
-        <w:rPr>
-          <w:rFonts w:ascii="Georgia" w:cs="Georgia" w:eastAsia="Georgia" w:hAnsi="Georgia"/>
-          <w:i/>
-          <w:iCs/>
-          <w:color w:val="999999"/>
-          <w:sz w:val="23"/>
-          <w:szCs w:val="23"/>
-        </w:rPr>
-        <w:t xml:space="preserve">[Image: Aerivio facility illustration]</w:t>
+        <w:drawing>
+          <wp:inline distT="0" distB="0" distL="0" distR="0">
+            <wp:extent cx="3048000" cy="1695450"/>
+            <wp:effectExtent t="0" r="0" b="0" l="0"/>
+            <wp:docPr id="1" name="" descr="" title=""/>
+            <wp:cNvGraphicFramePr>
+              <a:graphicFrameLocks xmlns:a="http://schemas.openxmlformats.org/drawingml/2006/main" noChangeAspect="1"/>
+            </wp:cNvGraphicFramePr>
+            <a:graphic xmlns:a="http://schemas.openxmlformats.org/drawingml/2006/main">
+              <a:graphicData uri="http://schemas.openxmlformats.org/drawingml/2006/picture">
+                <pic:pic xmlns:pic="http://schemas.openxmlformats.org/drawingml/2006/picture">
+                  <pic:nvPicPr>
+                    <pic:cNvPr id="0" name="" descr=""/>
+                    <pic:cNvPicPr>
+                      <a:picLocks noChangeAspect="1" noChangeArrowheads="1"/>
+                    </pic:cNvPicPr>
+                  </pic:nvPicPr>
+                  <pic:blipFill>
+                    <a:blip r:embed="rId10" cstate="none"/>
+                    <a:srcRect/>
+                    <a:stretch>
+                      <a:fillRect/>
+                    </a:stretch>
+                  </pic:blipFill>
+                  <pic:spPr bwMode="auto">
+                    <a:xfrm>
+                      <a:off x="0" y="0"/>
+                      <a:ext cx="3048000" cy="1695450"/>
+                    </a:xfrm>
+                    <a:prstGeom prst="rect">
+                      <a:avLst/>
+                    </a:prstGeom>
+                  </pic:spPr>
+                </pic:pic>
+              </a:graphicData>
+            </a:graphic>
+          </wp:inline>
+        </w:drawing>
       </w:r>
     </w:p>
     <w:p>
@@ -1223,18 +1283,48 @@
     </w:p>
     <w:p>
       <w:pPr>
+        <w:spacing w:after="40" w:before="60"/>
         <w:jc w:val="center"/>
       </w:pPr>
       <w:r>
-        <w:rPr>
-          <w:rFonts w:ascii="Georgia" w:cs="Georgia" w:eastAsia="Georgia" w:hAnsi="Georgia"/>
-          <w:i/>
-          <w:iCs/>
-          <w:color w:val="999999"/>
-          <w:sz w:val="23"/>
-          <w:szCs w:val="23"/>
-        </w:rPr>
-        <w:t xml:space="preserve">[Image: Cascadia State ocean acoustics laboratory illustration]</w:t>
+        <w:drawing>
+          <wp:inline distT="0" distB="0" distL="0" distR="0">
+            <wp:extent cx="3048000" cy="1695450"/>
+            <wp:effectExtent t="0" r="0" b="0" l="0"/>
+            <wp:docPr id="1" name="" descr="" title=""/>
+            <wp:cNvGraphicFramePr>
+              <a:graphicFrameLocks xmlns:a="http://schemas.openxmlformats.org/drawingml/2006/main" noChangeAspect="1"/>
+            </wp:cNvGraphicFramePr>
+            <a:graphic xmlns:a="http://schemas.openxmlformats.org/drawingml/2006/main">
+              <a:graphicData uri="http://schemas.openxmlformats.org/drawingml/2006/picture">
+                <pic:pic xmlns:pic="http://schemas.openxmlformats.org/drawingml/2006/picture">
+                  <pic:nvPicPr>
+                    <pic:cNvPr id="0" name="" descr=""/>
+                    <pic:cNvPicPr>
+                      <a:picLocks noChangeAspect="1" noChangeArrowheads="1"/>
+                    </pic:cNvPicPr>
+                  </pic:nvPicPr>
+                  <pic:blipFill>
+                    <a:blip r:embed="rId11" cstate="none"/>
+                    <a:srcRect/>
+                    <a:stretch>
+                      <a:fillRect/>
+                    </a:stretch>
+                  </pic:blipFill>
+                  <pic:spPr bwMode="auto">
+                    <a:xfrm>
+                      <a:off x="0" y="0"/>
+                      <a:ext cx="3048000" cy="1695450"/>
+                    </a:xfrm>
+                    <a:prstGeom prst="rect">
+                      <a:avLst/>
+                    </a:prstGeom>
+                  </pic:spPr>
+                </pic:pic>
+              </a:graphicData>
+            </a:graphic>
+          </wp:inline>
+        </w:drawing>
       </w:r>
     </w:p>
     <w:p>
@@ -1969,8 +2059,8 @@
     <w:r>
       <w:rPr>
         <w:rFonts w:ascii="Arial" w:cs="Arial" w:eastAsia="Arial" w:hAnsi="Arial"/>
-        <w:sz w:val="18"/>
-        <w:szCs w:val="18"/>
+        <w:sz w:val="21"/>
+        <w:szCs w:val="21"/>
       </w:rPr>
       <w:t xml:space="preserve">Navy STTR Phase I · Topic N25B-T042 · Proprietary · Page  of </w:t>
     </w:r>
@@ -2036,8 +2126,8 @@
     <w:r>
       <w:rPr>
         <w:rFonts w:ascii="Arial" w:cs="Arial" w:eastAsia="Arial" w:hAnsi="Arial"/>
-        <w:sz w:val="18"/>
-        <w:szCs w:val="18"/>
+        <w:sz w:val="21"/>
+        <w:szCs w:val="21"/>
       </w:rPr>
       <w:t xml:space="preserve">Aerivio Systems — Technical Volume</w:t>
     </w:r>

--- a/docs/sample-proposal-navy-sttr/Aerivio_Navy_STTR_Technical_Volume.docx
+++ b/docs/sample-proposal-navy-sttr/Aerivio_Navy_STTR_Technical_Volume.docx
@@ -2062,18 +2062,33 @@
         <w:sz w:val="21"/>
         <w:szCs w:val="21"/>
       </w:rPr>
-      <w:t xml:space="preserve">Navy STTR Phase I · Topic N25B-T042 · Proprietary · Page  of </w:t>
+      <w:t xml:space="preserve">Navy STTR Phase I · Topic N25B-T042 · Proprietary · Page </w:t>
     </w:r>
     <w:r>
+      <w:rPr>
+        <w:rFonts w:ascii="Arial" w:cs="Arial" w:eastAsia="Arial" w:hAnsi="Arial"/>
+        <w:sz w:val="21"/>
+        <w:szCs w:val="21"/>
+      </w:rPr>
       <w:fldChar w:fldCharType="begin"/>
       <w:instrText xml:space="preserve">PAGE</w:instrText>
       <w:fldChar w:fldCharType="separate"/>
       <w:fldChar w:fldCharType="end"/>
     </w:r>
     <w:r>
+      <w:rPr>
+        <w:rFonts w:ascii="Arial" w:cs="Arial" w:eastAsia="Arial" w:hAnsi="Arial"/>
+        <w:sz w:val="21"/>
+        <w:szCs w:val="21"/>
+      </w:rPr>
       <w:t xml:space="preserve"> of </w:t>
     </w:r>
     <w:r>
+      <w:rPr>
+        <w:rFonts w:ascii="Arial" w:cs="Arial" w:eastAsia="Arial" w:hAnsi="Arial"/>
+        <w:sz w:val="21"/>
+        <w:szCs w:val="21"/>
+      </w:rPr>
       <w:fldChar w:fldCharType="begin"/>
       <w:instrText xml:space="preserve">NUMPAGES</w:instrText>
       <w:fldChar w:fldCharType="separate"/>

--- a/docs/sample-proposal-navy-sttr/Aerivio_Navy_STTR_Technical_Volume.docx
+++ b/docs/sample-proposal-navy-sttr/Aerivio_Navy_STTR_Technical_Volume.docx
@@ -113,11 +113,6 @@
         </w:rPr>
         <w:t xml:space="preserve">Aerivio’s AFWERX Phase I effort proved that a maritime acoustic classifier can be compressed to 4-bit precision and run on a single 2-watt vessel module while holding balanced accuracy above 92%. That result is the point of departure here. The unsolved problem this STTR addresses is distribution: propagation-aware classification across a mesh of independent, power-starved nodes, where each node hears a different, degraded slice of the same event and the network must reach consensus at the tactical edge. Solving it requires two capabilities Aerivio does not hold alone — rigorous underwater-acoustic propagation science and access to representative range data — which is precisely why this is proposed as an STTR with a research institution.</w:t>
       </w:r>
-    </w:p>
-    <w:p>
-      <w:pPr>
-        <w:pageBreakBefore/>
-      </w:pPr>
     </w:p>
     <w:p>
       <w:pPr>
@@ -247,6 +242,8 @@
     </w:p>
     <w:p>
       <w:pPr>
+        <w:keepNext/>
+        <w:keepLines/>
         <w:spacing w:after="40" w:before="60"/>
         <w:jc w:val="center"/>
       </w:pPr>
@@ -293,6 +290,8 @@
     </w:p>
     <w:p>
       <w:pPr>
+        <w:keepNext/>
+        <w:keepLines/>
         <w:jc w:val="center"/>
       </w:pPr>
       <w:r>
@@ -364,6 +363,9 @@
         <w:gridCol w:w="100"/>
       </w:tblGrid>
       <w:tr>
+        <w:trPr>
+          <w:cantSplit/>
+        </w:trPr>
         <w:tc>
           <w:tcPr>
             <w:tcW w:type="pct" w:w="33.333333333333336%"/>
@@ -429,6 +431,9 @@
         </w:tc>
       </w:tr>
       <w:tr>
+        <w:trPr>
+          <w:cantSplit/>
+        </w:trPr>
         <w:tc>
           <w:p>
             <w:pPr>
@@ -482,6 +487,9 @@
         </w:tc>
       </w:tr>
       <w:tr>
+        <w:trPr>
+          <w:cantSplit/>
+        </w:trPr>
         <w:tc>
           <w:p>
             <w:pPr>
@@ -538,6 +546,9 @@
         </w:tc>
       </w:tr>
       <w:tr>
+        <w:trPr>
+          <w:cantSplit/>
+        </w:trPr>
         <w:tc>
           <w:p>
             <w:pPr>
@@ -591,6 +602,9 @@
         </w:tc>
       </w:tr>
       <w:tr>
+        <w:trPr>
+          <w:cantSplit/>
+        </w:trPr>
         <w:tc>
           <w:p>
             <w:pPr>
@@ -649,6 +663,8 @@
     </w:tbl>
     <w:p>
       <w:pPr>
+        <w:keepNext/>
+        <w:keepLines/>
         <w:jc w:val="center"/>
       </w:pPr>
       <w:r>
@@ -673,11 +689,6 @@
         </w:rPr>
         <w:t xml:space="preserve">Prior single-node result vs. Phase I distributed targets (fusion gain is the objective).</w:t>
       </w:r>
-    </w:p>
-    <w:p>
-      <w:pPr>
-        <w:pageBreakBefore/>
-      </w:pPr>
     </w:p>
     <w:p>
       <w:pPr>
@@ -727,6 +738,9 @@
         <w:gridCol w:w="100"/>
       </w:tblGrid>
       <w:tr>
+        <w:trPr>
+          <w:cantSplit/>
+        </w:trPr>
         <w:tc>
           <w:tcPr>
             <w:tcW w:type="pct" w:w="25%"/>
@@ -813,6 +827,9 @@
         </w:tc>
       </w:tr>
       <w:tr>
+        <w:trPr>
+          <w:cantSplit/>
+        </w:trPr>
         <w:tc>
           <w:p>
             <w:pPr>
@@ -883,6 +900,9 @@
         </w:tc>
       </w:tr>
       <w:tr>
+        <w:trPr>
+          <w:cantSplit/>
+        </w:trPr>
         <w:tc>
           <w:p>
             <w:pPr>
@@ -953,6 +973,9 @@
         </w:tc>
       </w:tr>
       <w:tr>
+        <w:trPr>
+          <w:cantSplit/>
+        </w:trPr>
         <w:tc>
           <w:p>
             <w:pPr>
@@ -1025,6 +1048,8 @@
     </w:tbl>
     <w:p>
       <w:pPr>
+        <w:keepNext/>
+        <w:keepLines/>
         <w:jc w:val="center"/>
       </w:pPr>
       <w:r>
@@ -1080,11 +1105,6 @@
     </w:p>
     <w:p>
       <w:pPr>
-        <w:pageBreakBefore/>
-      </w:pPr>
-    </w:p>
-    <w:p>
-      <w:pPr>
         <w:pStyle w:val="Heading2"/>
       </w:pPr>
       <w:r>
@@ -1114,11 +1134,6 @@
     </w:p>
     <w:p>
       <w:pPr>
-        <w:pageBreakBefore/>
-      </w:pPr>
-    </w:p>
-    <w:p>
-      <w:pPr>
         <w:pStyle w:val="Heading2"/>
       </w:pPr>
       <w:r>
@@ -1162,11 +1177,6 @@
     </w:p>
     <w:p>
       <w:pPr>
-        <w:pageBreakBefore/>
-      </w:pPr>
-    </w:p>
-    <w:p>
-      <w:pPr>
         <w:pStyle w:val="Heading2"/>
       </w:pPr>
       <w:r>
@@ -1196,6 +1206,8 @@
     </w:p>
     <w:p>
       <w:pPr>
+        <w:keepNext/>
+        <w:keepLines/>
         <w:spacing w:after="40" w:before="60"/>
         <w:jc w:val="center"/>
       </w:pPr>
@@ -1242,6 +1254,8 @@
     </w:p>
     <w:p>
       <w:pPr>
+        <w:keepNext/>
+        <w:keepLines/>
         <w:jc w:val="center"/>
       </w:pPr>
       <w:r>
@@ -1283,6 +1297,8 @@
     </w:p>
     <w:p>
       <w:pPr>
+        <w:keepNext/>
+        <w:keepLines/>
         <w:spacing w:after="40" w:before="60"/>
         <w:jc w:val="center"/>
       </w:pPr>
@@ -1329,6 +1345,8 @@
     </w:p>
     <w:p>
       <w:pPr>
+        <w:keepNext/>
+        <w:keepLines/>
         <w:jc w:val="center"/>
       </w:pPr>
       <w:r>
@@ -1356,11 +1374,6 @@
     </w:p>
     <w:p>
       <w:pPr>
-        <w:pageBreakBefore/>
-      </w:pPr>
-    </w:p>
-    <w:p>
-      <w:pPr>
         <w:pStyle w:val="Heading2"/>
       </w:pPr>
       <w:r>
@@ -1401,11 +1414,6 @@
         </w:rPr>
         <w:t xml:space="preserve">Commercialization follows a dual-use path: Navy undersea and USV programs first, then allied navies, then commercial maritime domain awareness — port and offshore-energy protection — where the same propagation-aware, power-efficient distributed classifier applies with minimal modification. The RI partnership additionally seeds a talent and follow-on-research pipeline. Full commercialization detail is provided in the Volume 5 company overview.</w:t>
       </w:r>
-    </w:p>
-    <w:p>
-      <w:pPr>
-        <w:pageBreakBefore/>
-      </w:pPr>
     </w:p>
     <w:p>
       <w:pPr>
@@ -1593,6 +1601,9 @@
         <w:gridCol w:w="100"/>
       </w:tblGrid>
       <w:tr>
+        <w:trPr>
+          <w:cantSplit/>
+        </w:trPr>
         <w:tc>
           <w:tcPr>
             <w:tcW w:type="pct" w:w="50%"/>
@@ -1637,6 +1648,9 @@
         </w:tc>
       </w:tr>
       <w:tr>
+        <w:trPr>
+          <w:cantSplit/>
+        </w:trPr>
         <w:tc>
           <w:p>
             <w:pPr>
@@ -1673,6 +1687,9 @@
         </w:tc>
       </w:tr>
       <w:tr>
+        <w:trPr>
+          <w:cantSplit/>
+        </w:trPr>
         <w:tc>
           <w:p>
             <w:pPr>
@@ -1709,6 +1726,9 @@
         </w:tc>
       </w:tr>
       <w:tr>
+        <w:trPr>
+          <w:cantSplit/>
+        </w:trPr>
         <w:tc>
           <w:p>
             <w:pPr>
@@ -1745,6 +1765,9 @@
         </w:tc>
       </w:tr>
       <w:tr>
+        <w:trPr>
+          <w:cantSplit/>
+        </w:trPr>
         <w:tc>
           <w:p>
             <w:pPr>
@@ -1781,6 +1804,9 @@
         </w:tc>
       </w:tr>
       <w:tr>
+        <w:trPr>
+          <w:cantSplit/>
+        </w:trPr>
         <w:tc>
           <w:p>
             <w:pPr>
@@ -1817,6 +1843,9 @@
         </w:tc>
       </w:tr>
       <w:tr>
+        <w:trPr>
+          <w:cantSplit/>
+        </w:trPr>
         <w:tc>
           <w:p>
             <w:pPr>
@@ -1853,6 +1882,9 @@
         </w:tc>
       </w:tr>
       <w:tr>
+        <w:trPr>
+          <w:cantSplit/>
+        </w:trPr>
         <w:tc>
           <w:p>
             <w:pPr>
@@ -1889,6 +1921,9 @@
         </w:tc>
       </w:tr>
       <w:tr>
+        <w:trPr>
+          <w:cantSplit/>
+        </w:trPr>
         <w:tc>
           <w:p>
             <w:pPr>
@@ -1925,6 +1960,9 @@
         </w:tc>
       </w:tr>
       <w:tr>
+        <w:trPr>
+          <w:cantSplit/>
+        </w:trPr>
         <w:tc>
           <w:p>
             <w:pPr>
@@ -1961,6 +1999,9 @@
         </w:tc>
       </w:tr>
       <w:tr>
+        <w:trPr>
+          <w:cantSplit/>
+        </w:trPr>
         <w:tc>
           <w:p>
             <w:pPr>
